--- a/tvt3_v2/public/templates/PHU_LUC_GIAM_GIA_CSHT.docx
+++ b/tvt3_v2/public/templates/PHU_LUC_GIAM_GIA_CSHT.docx
@@ -2166,7 +2166,7 @@
               <w:rPr>
                 <w:rFonts w:ascii="Times New Roman" w:hAnsi="Times New Roman"/>
               </w:rPr>
-              <w:t>TỔNG CÔNG TY VIỄN THÔNG MOBIFONE</w:t>
+              <w:t>TCT VIỄN THÔNG MOBIFONE</w:t>
             </w:r>
           </w:p>
           <w:p>

--- a/tvt3_v2/public/templates/PHU_LUC_GIAM_GIA_CSHT.docx
+++ b/tvt3_v2/public/templates/PHU_LUC_GIAM_GIA_CSHT.docx
@@ -1,6 +1,6 @@
 
 <file path=word/document.xml><?xml version="1.0" encoding="utf-8"?>
-<w:document xmlns:wpc="http://schemas.microsoft.com/office/word/2010/wordprocessingCanvas" xmlns:cx="http://schemas.microsoft.com/office/drawing/2014/chartex" xmlns:cx1="http://schemas.microsoft.com/office/drawing/2015/9/8/chartex" xmlns:cx2="http://schemas.microsoft.com/office/drawing/2015/10/21/chartex" xmlns:cx3="http://schemas.microsoft.com/office/drawing/2016/5/9/chartex" xmlns:cx4="http://schemas.microsoft.com/office/drawing/2016/5/10/chartex" xmlns:cx5="http://schemas.microsoft.com/office/drawing/2016/5/11/chartex" xmlns:cx6="http://schemas.microsoft.com/office/drawing/2016/5/12/chartex" xmlns:cx7="http://schemas.microsoft.com/office/drawing/2016/5/13/chartex" xmlns:cx8="http://schemas.microsoft.com/office/drawing/2016/5/14/chartex" xmlns:mc="http://schemas.openxmlformats.org/markup-compatibility/2006" xmlns:aink="http://schemas.microsoft.com/office/drawing/2016/ink" xmlns:am3d="http://schemas.microsoft.com/office/drawing/2017/model3d" xmlns:o="urn:schemas-microsoft-com:office:office" xmlns:oel="http://schemas.microsoft.com/office/2019/extlst" xmlns:r="http://schemas.openxmlformats.org/officeDocument/2006/relationships" xmlns:m="http://schemas.openxmlformats.org/officeDocument/2006/math" xmlns:v="urn:schemas-microsoft-com:vml" xmlns:wp14="http://schemas.microsoft.com/office/word/2010/wordprocessingDrawing" xmlns:wp="http://schemas.openxmlformats.org/drawingml/2006/wordprocessingDrawing" xmlns:w10="urn:schemas-microsoft-com:office:word" xmlns:w="http://schemas.openxmlformats.org/wordprocessingml/2006/main" xmlns:w14="http://schemas.microsoft.com/office/word/2010/wordml" xmlns:w15="http://schemas.microsoft.com/office/word/2012/wordml" xmlns:w16cei="http://schemas.microsoft.com/office/word/2026/wordml/cei" xmlns:w16cex="http://schemas.microsoft.com/office/word/2018/wordml/cex" xmlns:w16cid="http://schemas.microsoft.com/office/word/2016/wordml/cid" xmlns:w16="http://schemas.microsoft.com/office/word/2018/wordml" xmlns:w16du="http://schemas.microsoft.com/office/word/2023/wordml/word16du" xmlns:w16sdtdh="http://schemas.microsoft.com/office/word/2020/wordml/sdtdatahash" xmlns:w16sdtfl="http://schemas.microsoft.com/office/word/2024/wordml/sdtformatlock" xmlns:w16se="http://schemas.microsoft.com/office/word/2015/wordml/symex" xmlns:wpg="http://schemas.microsoft.com/office/word/2010/wordprocessingGroup" xmlns:wpi="http://schemas.microsoft.com/office/word/2010/wordprocessingInk" xmlns:wne="http://schemas.microsoft.com/office/word/2006/wordml" xmlns:wps="http://schemas.microsoft.com/office/word/2010/wordprocessingShape" mc:Ignorable="w14 w15 w16se w16cid w16 w16cex w16sdtdh w16sdtfl w16du wp14">
+<w:document xmlns:wpc="http://schemas.microsoft.com/office/word/2010/wordprocessingCanvas" xmlns:cx="http://schemas.microsoft.com/office/drawing/2014/chartex" xmlns:cx1="http://schemas.microsoft.com/office/drawing/2015/9/8/chartex" xmlns:cx2="http://schemas.microsoft.com/office/drawing/2015/10/21/chartex" xmlns:cx3="http://schemas.microsoft.com/office/drawing/2016/5/9/chartex" xmlns:cx4="http://schemas.microsoft.com/office/drawing/2016/5/10/chartex" xmlns:cx5="http://schemas.microsoft.com/office/drawing/2016/5/11/chartex" xmlns:cx6="http://schemas.microsoft.com/office/drawing/2016/5/12/chartex" xmlns:cx7="http://schemas.microsoft.com/office/drawing/2016/5/13/chartex" xmlns:cx8="http://schemas.microsoft.com/office/drawing/2016/5/14/chartex" xmlns:mc="http://schemas.openxmlformats.org/markup-compatibility/2006" xmlns:aink="http://schemas.microsoft.com/office/drawing/2016/ink" xmlns:am3d="http://schemas.microsoft.com/office/drawing/2017/model3d" xmlns:o="urn:schemas-microsoft-com:office:office" xmlns:oel="http://schemas.microsoft.com/office/2019/extlst" xmlns:r="http://schemas.openxmlformats.org/officeDocument/2006/relationships" xmlns:m="http://schemas.openxmlformats.org/officeDocument/2006/math" xmlns:v="urn:schemas-microsoft-com:vml" xmlns:wp14="http://schemas.microsoft.com/office/word/2010/wordprocessingDrawing" xmlns:wp="http://schemas.openxmlformats.org/drawingml/2006/wordprocessingDrawing" xmlns:w10="urn:schemas-microsoft-com:office:word" xmlns:w="http://schemas.openxmlformats.org/wordprocessingml/2006/main" xmlns:w14="http://schemas.microsoft.com/office/word/2010/wordml" xmlns:w15="http://schemas.microsoft.com/office/word/2012/wordml" xmlns:w16cex="http://schemas.microsoft.com/office/word/2018/wordml/cex" xmlns:w16cid="http://schemas.microsoft.com/office/word/2016/wordml/cid" xmlns:w16="http://schemas.microsoft.com/office/word/2018/wordml" xmlns:w16du="http://schemas.microsoft.com/office/word/2023/wordml/word16du" xmlns:w16sdtdh="http://schemas.microsoft.com/office/word/2020/wordml/sdtdatahash" xmlns:w16sdtfl="http://schemas.microsoft.com/office/word/2024/wordml/sdtformatlock" xmlns:w16se="http://schemas.microsoft.com/office/word/2015/wordml/symex" xmlns:wpg="http://schemas.microsoft.com/office/word/2010/wordprocessingGroup" xmlns:wpi="http://schemas.microsoft.com/office/word/2010/wordprocessingInk" xmlns:wne="http://schemas.microsoft.com/office/word/2006/wordml" xmlns:wps="http://schemas.microsoft.com/office/word/2010/wordprocessingShape" mc:Ignorable="w14 w15 w16se w16cid w16 w16cex w16sdtdh w16sdtfl w16du wp14">
   <w:body>
     <w:tbl>
       <w:tblPr>
@@ -179,7 +179,7 @@
                     </wp:anchor>
                   </w:drawing>
                 </mc:Choice>
-                <mc:Fallback xmlns:a14="http://schemas.microsoft.com/office/drawing/2010/main" xmlns:pic="http://schemas.openxmlformats.org/drawingml/2006/picture" xmlns:a="http://schemas.openxmlformats.org/drawingml/2006/main">
+                <mc:Fallback xmlns:a="http://schemas.openxmlformats.org/drawingml/2006/main" xmlns:pic="http://schemas.openxmlformats.org/drawingml/2006/picture" xmlns:a14="http://schemas.microsoft.com/office/drawing/2010/main" xmlns:w16cei="http://schemas.microsoft.com/office/word/2026/wordml/cei">
                   <w:pict>
                     <v:line id="Straight Connector 2000649774" style="position:absolute;flip:x;z-index:251661312;visibility:visible;mso-wrap-style:square;mso-wrap-distance-left:9pt;mso-wrap-distance-top:0;mso-wrap-distance-right:9pt;mso-wrap-distance-bottom:0;mso-position-horizontal:absolute;mso-position-horizontal-relative:text;mso-position-vertical:absolute;mso-position-vertical-relative:text" o:spid="_x0000_s1026" strokecolor="black [3213]" strokeweight=".5pt" o:gfxdata="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" from="51.4pt,3.8pt" to="174.3pt,3.8pt" w14:anchorId="1B35A85B">
                       <v:stroke joinstyle="miter"/>
@@ -271,7 +271,7 @@
                     </wp:anchor>
                   </w:drawing>
                 </mc:Choice>
-                <mc:Fallback xmlns:a14="http://schemas.microsoft.com/office/drawing/2010/main" xmlns:pic="http://schemas.openxmlformats.org/drawingml/2006/picture" xmlns:a="http://schemas.openxmlformats.org/drawingml/2006/main">
+                <mc:Fallback xmlns:a="http://schemas.openxmlformats.org/drawingml/2006/main" xmlns:pic="http://schemas.openxmlformats.org/drawingml/2006/picture" xmlns:a14="http://schemas.microsoft.com/office/drawing/2010/main" xmlns:w16cei="http://schemas.microsoft.com/office/word/2026/wordml/cei">
                   <w:pict>
                     <v:line id="Straight Connector 1463436238" style="position:absolute;flip:y;z-index:251660288;visibility:visible;mso-wrap-style:square;mso-width-percent:0;mso-height-percent:0;mso-wrap-distance-left:9pt;mso-wrap-distance-top:0;mso-wrap-distance-right:9pt;mso-wrap-distance-bottom:0;mso-position-horizontal:absolute;mso-position-horizontal-relative:text;mso-position-vertical:absolute;mso-position-vertical-relative:text;mso-width-percent:0;mso-height-percent:0;mso-width-relative:margin;mso-height-relative:margin" o:spid="_x0000_s1026" strokecolor="black [3213]" strokeweight=".5pt" o:gfxdata="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" from="66.8pt,5.25pt" to="223.7pt,5.25pt" w14:anchorId="5A9A1170">
                       <v:stroke joinstyle="miter"/>
@@ -305,7 +305,21 @@
                 <w:rFonts w:ascii="Times New Roman" w:hAnsi="Times New Roman"/>
                 <w:szCs w:val="26"/>
               </w:rPr>
-              <w:t>Số: /TTr-VT</w:t>
+              <w:t xml:space="preserve">Số: </w:t>
+            </w:r>
+            <w:r>
+              <w:rPr>
+                <w:rFonts w:ascii="Times New Roman" w:hAnsi="Times New Roman"/>
+                <w:szCs w:val="26"/>
+              </w:rPr>
+              <w:t xml:space="preserve">       </w:t>
+            </w:r>
+            <w:r>
+              <w:rPr>
+                <w:rFonts w:ascii="Times New Roman" w:hAnsi="Times New Roman"/>
+                <w:szCs w:val="26"/>
+              </w:rPr>
+              <w:t>/TTr-VT</w:t>
             </w:r>
           </w:p>
         </w:tc>
@@ -2135,6 +2149,11 @@
         </w:tc>
       </w:tr>
     </w:tbl>
+    <w:p>
+      <w:r>
+        <w:br w:type="page"/>
+      </w:r>
+    </w:p>
     <w:tbl>
       <w:tblPr>
         <w:tblpPr w:leftFromText="180" w:rightFromText="180" w:vertAnchor="text" w:horzAnchor="margin" w:tblpXSpec="center" w:tblpY="-7"/>
@@ -2158,6 +2177,7 @@
               <w:tabs>
                 <w:tab w:val="left" w:pos="4586"/>
               </w:tabs>
+              <w:jc w:val="center"/>
               <w:rPr>
                 <w:rFonts w:ascii="Times New Roman" w:hAnsi="Times New Roman"/>
               </w:rPr>
@@ -2166,7 +2186,20 @@
               <w:rPr>
                 <w:rFonts w:ascii="Times New Roman" w:hAnsi="Times New Roman"/>
               </w:rPr>
-              <w:t>TCT VIỄN THÔNG MOBIFONE</w:t>
+              <w:lastRenderedPageBreak/>
+              <w:t>T</w:t>
+            </w:r>
+            <w:r>
+              <w:rPr>
+                <w:rFonts w:ascii="Times New Roman" w:hAnsi="Times New Roman"/>
+              </w:rPr>
+              <w:t>CT</w:t>
+            </w:r>
+            <w:r>
+              <w:rPr>
+                <w:rFonts w:ascii="Times New Roman" w:hAnsi="Times New Roman"/>
+              </w:rPr>
+              <w:t xml:space="preserve"> VIỄN THÔNG MOBIFONE</w:t>
             </w:r>
           </w:p>
           <w:p>
@@ -2602,7 +2635,6 @@
           <w:rFonts w:ascii="Times New Roman" w:hAnsi="Times New Roman"/>
           <w:szCs w:val="26"/>
         </w:rPr>
-        <w:lastRenderedPageBreak/>
         <w:t xml:space="preserve">Điện thọai </w:t>
       </w:r>
       <w:r>
@@ -3430,6 +3462,7 @@
           <w:szCs w:val="26"/>
           <w:lang w:val="vi-VN"/>
         </w:rPr>
+        <w:lastRenderedPageBreak/>
         <w:t>Thông tin tài khoản nhận thanh toán là:</w:t>
       </w:r>
     </w:p>
@@ -3753,7 +3786,6 @@
           <w:rFonts w:ascii="Times New Roman" w:hAnsi="Times New Roman"/>
           <w:szCs w:val="26"/>
         </w:rPr>
-        <w:lastRenderedPageBreak/>
         <w:t>Các điều khoản và điều kiện khác trong hợp đồng số {{CONTRACT_NO}} ký ngày {{CONTRACT_DATE}} không có gì thay đổi; các điều khoản cùng nội dung được thay thế bằng nội dung trong phụ lục này.</w:t>
       </w:r>
     </w:p>
@@ -4074,7 +4106,7 @@
 </file>
 
 <file path=word/numbering.xml><?xml version="1.0" encoding="utf-8"?>
-<w:numbering xmlns:wpc="http://schemas.microsoft.com/office/word/2010/wordprocessingCanvas" xmlns:cx="http://schemas.microsoft.com/office/drawing/2014/chartex" xmlns:cx1="http://schemas.microsoft.com/office/drawing/2015/9/8/chartex" xmlns:cx2="http://schemas.microsoft.com/office/drawing/2015/10/21/chartex" xmlns:cx3="http://schemas.microsoft.com/office/drawing/2016/5/9/chartex" xmlns:cx4="http://schemas.microsoft.com/office/drawing/2016/5/10/chartex" xmlns:cx5="http://schemas.microsoft.com/office/drawing/2016/5/11/chartex" xmlns:cx6="http://schemas.microsoft.com/office/drawing/2016/5/12/chartex" xmlns:cx7="http://schemas.microsoft.com/office/drawing/2016/5/13/chartex" xmlns:cx8="http://schemas.microsoft.com/office/drawing/2016/5/14/chartex" xmlns:mc="http://schemas.openxmlformats.org/markup-compatibility/2006" xmlns:aink="http://schemas.microsoft.com/office/drawing/2016/ink" xmlns:am3d="http://schemas.microsoft.com/office/drawing/2017/model3d" xmlns:o="urn:schemas-microsoft-com:office:office" xmlns:oel="http://schemas.microsoft.com/office/2019/extlst" xmlns:r="http://schemas.openxmlformats.org/officeDocument/2006/relationships" xmlns:m="http://schemas.openxmlformats.org/officeDocument/2006/math" xmlns:v="urn:schemas-microsoft-com:vml" xmlns:wp14="http://schemas.microsoft.com/office/word/2010/wordprocessingDrawing" xmlns:wp="http://schemas.openxmlformats.org/drawingml/2006/wordprocessingDrawing" xmlns:w10="urn:schemas-microsoft-com:office:word" xmlns:w="http://schemas.openxmlformats.org/wordprocessingml/2006/main" xmlns:w14="http://schemas.microsoft.com/office/word/2010/wordml" xmlns:w15="http://schemas.microsoft.com/office/word/2012/wordml" xmlns:w16cei="http://schemas.microsoft.com/office/word/2026/wordml/cei" xmlns:w16cex="http://schemas.microsoft.com/office/word/2018/wordml/cex" xmlns:w16cid="http://schemas.microsoft.com/office/word/2016/wordml/cid" xmlns:w16="http://schemas.microsoft.com/office/word/2018/wordml" xmlns:w16du="http://schemas.microsoft.com/office/word/2023/wordml/word16du" xmlns:w16sdtdh="http://schemas.microsoft.com/office/word/2020/wordml/sdtdatahash" xmlns:w16sdtfl="http://schemas.microsoft.com/office/word/2024/wordml/sdtformatlock" xmlns:w16se="http://schemas.microsoft.com/office/word/2015/wordml/symex" xmlns:wpg="http://schemas.microsoft.com/office/word/2010/wordprocessingGroup" xmlns:wpi="http://schemas.microsoft.com/office/word/2010/wordprocessingInk" xmlns:wne="http://schemas.microsoft.com/office/word/2006/wordml" xmlns:wps="http://schemas.microsoft.com/office/word/2010/wordprocessingShape" mc:Ignorable="w14 w15 w16se w16cid w16 w16cex w16sdtdh w16sdtfl w16du wp14">
+<w:numbering xmlns:wpc="http://schemas.microsoft.com/office/word/2010/wordprocessingCanvas" xmlns:cx="http://schemas.microsoft.com/office/drawing/2014/chartex" xmlns:cx1="http://schemas.microsoft.com/office/drawing/2015/9/8/chartex" xmlns:cx2="http://schemas.microsoft.com/office/drawing/2015/10/21/chartex" xmlns:cx3="http://schemas.microsoft.com/office/drawing/2016/5/9/chartex" xmlns:cx4="http://schemas.microsoft.com/office/drawing/2016/5/10/chartex" xmlns:cx5="http://schemas.microsoft.com/office/drawing/2016/5/11/chartex" xmlns:cx6="http://schemas.microsoft.com/office/drawing/2016/5/12/chartex" xmlns:cx7="http://schemas.microsoft.com/office/drawing/2016/5/13/chartex" xmlns:cx8="http://schemas.microsoft.com/office/drawing/2016/5/14/chartex" xmlns:mc="http://schemas.openxmlformats.org/markup-compatibility/2006" xmlns:aink="http://schemas.microsoft.com/office/drawing/2016/ink" xmlns:am3d="http://schemas.microsoft.com/office/drawing/2017/model3d" xmlns:o="urn:schemas-microsoft-com:office:office" xmlns:oel="http://schemas.microsoft.com/office/2019/extlst" xmlns:r="http://schemas.openxmlformats.org/officeDocument/2006/relationships" xmlns:m="http://schemas.openxmlformats.org/officeDocument/2006/math" xmlns:v="urn:schemas-microsoft-com:vml" xmlns:wp14="http://schemas.microsoft.com/office/word/2010/wordprocessingDrawing" xmlns:wp="http://schemas.openxmlformats.org/drawingml/2006/wordprocessingDrawing" xmlns:w10="urn:schemas-microsoft-com:office:word" xmlns:w="http://schemas.openxmlformats.org/wordprocessingml/2006/main" xmlns:w14="http://schemas.microsoft.com/office/word/2010/wordml" xmlns:w15="http://schemas.microsoft.com/office/word/2012/wordml" xmlns:w16cex="http://schemas.microsoft.com/office/word/2018/wordml/cex" xmlns:w16cid="http://schemas.microsoft.com/office/word/2016/wordml/cid" xmlns:w16="http://schemas.microsoft.com/office/word/2018/wordml" xmlns:w16du="http://schemas.microsoft.com/office/word/2023/wordml/word16du" xmlns:w16sdtdh="http://schemas.microsoft.com/office/word/2020/wordml/sdtdatahash" xmlns:w16sdtfl="http://schemas.microsoft.com/office/word/2024/wordml/sdtformatlock" xmlns:w16se="http://schemas.microsoft.com/office/word/2015/wordml/symex" xmlns:wpg="http://schemas.microsoft.com/office/word/2010/wordprocessingGroup" xmlns:wpi="http://schemas.microsoft.com/office/word/2010/wordprocessingInk" xmlns:wne="http://schemas.microsoft.com/office/word/2006/wordml" xmlns:wps="http://schemas.microsoft.com/office/word/2010/wordprocessingShape" mc:Ignorable="w14 w15 w16se w16cid w16 w16cex w16sdtdh w16sdtfl w16du wp14">
   <w:abstractNum w:abstractNumId="0" w15:restartNumberingAfterBreak="1">
     <w:nsid w:val="084E5937"/>
     <w:multiLevelType w:val="hybridMultilevel"/>
